--- a/S1/R1.12 - PPP/TD4/R1_12_TD4_2024_2025.docx
+++ b/S1/R1.12 - PPP/TD4/R1_12_TD4_2024_2025.docx
@@ -4,7 +4,7 @@
   <w:body>
     <w:p>
       <w:pPr>
-        <w:pStyle w:val="Title"/>
+        <w:pStyle w:val="Titre"/>
         <w:jc w:val="center"/>
         <w:rPr>
           <w:lang w:val="fr-FR"/>
@@ -32,7 +32,7 @@
     </w:p>
     <w:p>
       <w:pPr>
-        <w:pStyle w:val="Heading1"/>
+        <w:pStyle w:val="Titre1"/>
         <w:jc w:val="both"/>
         <w:rPr>
           <w:lang w:val="fr-FR"/>
@@ -100,7 +100,21 @@
         <w:rPr>
           <w:lang w:val="fr-FR"/>
         </w:rPr>
-        <w:t xml:space="preserve">, surtout en termes de compétences non-techniques, de type « soft skills » : le savoir-être plutôt que </w:t>
+        <w:t xml:space="preserve">, surtout en termes de compétences non-techniques, de type « soft </w:t>
+      </w:r>
+      <w:proofErr w:type="spellStart"/>
+      <w:r>
+        <w:rPr>
+          <w:lang w:val="fr-FR"/>
+        </w:rPr>
+        <w:t>skills</w:t>
+      </w:r>
+      <w:proofErr w:type="spellEnd"/>
+      <w:r>
+        <w:rPr>
+          <w:lang w:val="fr-FR"/>
+        </w:rPr>
+        <w:t xml:space="preserve"> » : le savoir-être plutôt que </w:t>
       </w:r>
       <w:r>
         <w:rPr>
@@ -153,7 +167,7 @@
     </w:p>
     <w:p>
       <w:pPr>
-        <w:pStyle w:val="ListParagraph"/>
+        <w:pStyle w:val="Paragraphedeliste"/>
         <w:numPr>
           <w:ilvl w:val="0"/>
           <w:numId w:val="4"/>
@@ -172,7 +186,7 @@
     </w:p>
     <w:p>
       <w:pPr>
-        <w:pStyle w:val="ListParagraph"/>
+        <w:pStyle w:val="Paragraphedeliste"/>
         <w:numPr>
           <w:ilvl w:val="0"/>
           <w:numId w:val="4"/>
@@ -191,7 +205,7 @@
     </w:p>
     <w:p>
       <w:pPr>
-        <w:pStyle w:val="ListParagraph"/>
+        <w:pStyle w:val="Paragraphedeliste"/>
         <w:numPr>
           <w:ilvl w:val="0"/>
           <w:numId w:val="4"/>
@@ -210,7 +224,7 @@
     </w:p>
     <w:p>
       <w:pPr>
-        <w:pStyle w:val="ListParagraph"/>
+        <w:pStyle w:val="Paragraphedeliste"/>
         <w:numPr>
           <w:ilvl w:val="0"/>
           <w:numId w:val="4"/>
@@ -265,7 +279,7 @@
     </w:p>
     <w:p>
       <w:pPr>
-        <w:pStyle w:val="ListParagraph"/>
+        <w:pStyle w:val="Paragraphedeliste"/>
         <w:numPr>
           <w:ilvl w:val="0"/>
           <w:numId w:val="1"/>
@@ -302,7 +316,7 @@
     </w:p>
     <w:p>
       <w:pPr>
-        <w:pStyle w:val="ListParagraph"/>
+        <w:pStyle w:val="Paragraphedeliste"/>
         <w:numPr>
           <w:ilvl w:val="1"/>
           <w:numId w:val="1"/>
@@ -321,7 +335,7 @@
     </w:p>
     <w:p>
       <w:pPr>
-        <w:pStyle w:val="ListParagraph"/>
+        <w:pStyle w:val="Paragraphedeliste"/>
         <w:numPr>
           <w:ilvl w:val="0"/>
           <w:numId w:val="1"/>
@@ -340,7 +354,7 @@
     </w:p>
     <w:p>
       <w:pPr>
-        <w:pStyle w:val="ListParagraph"/>
+        <w:pStyle w:val="Paragraphedeliste"/>
         <w:numPr>
           <w:ilvl w:val="1"/>
           <w:numId w:val="1"/>
@@ -359,7 +373,7 @@
     </w:p>
     <w:p>
       <w:pPr>
-        <w:pStyle w:val="ListParagraph"/>
+        <w:pStyle w:val="Paragraphedeliste"/>
         <w:numPr>
           <w:ilvl w:val="1"/>
           <w:numId w:val="1"/>
@@ -373,12 +387,34 @@
         <w:rPr>
           <w:lang w:val="fr-FR"/>
         </w:rPr>
-        <w:t>TD 2 (accompagné) : Un exemple d’analyse d’un profil humain et de ses soft skills, et les éléments justificatifs de ces soft-skills</w:t>
-      </w:r>
-    </w:p>
-    <w:p>
-      <w:pPr>
-        <w:pStyle w:val="ListParagraph"/>
+        <w:t xml:space="preserve">TD 2 (accompagné) : Un exemple d’analyse d’un profil humain et de ses soft </w:t>
+      </w:r>
+      <w:proofErr w:type="spellStart"/>
+      <w:r>
+        <w:rPr>
+          <w:lang w:val="fr-FR"/>
+        </w:rPr>
+        <w:t>skills</w:t>
+      </w:r>
+      <w:proofErr w:type="spellEnd"/>
+      <w:r>
+        <w:rPr>
+          <w:lang w:val="fr-FR"/>
+        </w:rPr>
+        <w:t>, et les éléments justificatifs de ces soft-</w:t>
+      </w:r>
+      <w:proofErr w:type="spellStart"/>
+      <w:r>
+        <w:rPr>
+          <w:lang w:val="fr-FR"/>
+        </w:rPr>
+        <w:t>skills</w:t>
+      </w:r>
+      <w:proofErr w:type="spellEnd"/>
+    </w:p>
+    <w:p>
+      <w:pPr>
+        <w:pStyle w:val="Paragraphedeliste"/>
         <w:numPr>
           <w:ilvl w:val="1"/>
           <w:numId w:val="1"/>
@@ -397,7 +433,7 @@
     </w:p>
     <w:p>
       <w:pPr>
-        <w:pStyle w:val="ListParagraph"/>
+        <w:pStyle w:val="Paragraphedeliste"/>
         <w:numPr>
           <w:ilvl w:val="0"/>
           <w:numId w:val="1"/>
@@ -440,7 +476,7 @@
     </w:p>
     <w:p>
       <w:pPr>
-        <w:pStyle w:val="ListParagraph"/>
+        <w:pStyle w:val="Paragraphedeliste"/>
         <w:numPr>
           <w:ilvl w:val="1"/>
           <w:numId w:val="1"/>
@@ -454,30 +490,12 @@
         <w:rPr>
           <w:lang w:val="fr-FR"/>
         </w:rPr>
-        <w:t>TP 2 </w:t>
-      </w:r>
-      <w:r>
-        <w:rPr>
-          <w:lang w:val="fr-FR"/>
-        </w:rPr>
-        <w:t xml:space="preserve">(accompagné) </w:t>
-      </w:r>
-      <w:r>
-        <w:rPr>
-          <w:lang w:val="fr-FR"/>
-        </w:rPr>
-        <w:t>: Matching : travail sur l</w:t>
-      </w:r>
-      <w:r>
-        <w:rPr>
-          <w:lang w:val="fr-FR"/>
-        </w:rPr>
-        <w:t>’analyse de compatibilité entre un profil de personne et un profil de métier</w:t>
-      </w:r>
-    </w:p>
-    <w:p>
-      <w:pPr>
-        <w:pStyle w:val="ListParagraph"/>
+        <w:t>TP 2 (accompagné) : Matching : travail sur l’analyse de compatibilité entre un profil de personne et un profil de métier</w:t>
+      </w:r>
+    </w:p>
+    <w:p>
+      <w:pPr>
+        <w:pStyle w:val="Paragraphedeliste"/>
         <w:numPr>
           <w:ilvl w:val="1"/>
           <w:numId w:val="1"/>
@@ -571,7 +589,7 @@
     </w:p>
     <w:p>
       <w:pPr>
-        <w:pStyle w:val="ListParagraph"/>
+        <w:pStyle w:val="Paragraphedeliste"/>
         <w:numPr>
           <w:ilvl w:val="1"/>
           <w:numId w:val="1"/>
@@ -632,7 +650,7 @@
     </w:p>
     <w:p>
       <w:pPr>
-        <w:pStyle w:val="Heading1"/>
+        <w:pStyle w:val="Titre1"/>
         <w:rPr>
           <w:lang w:val="fr-FR"/>
         </w:rPr>
@@ -745,7 +763,7 @@
     </w:p>
     <w:p>
       <w:pPr>
-        <w:pStyle w:val="Heading1"/>
+        <w:pStyle w:val="Titre1"/>
         <w:rPr>
           <w:lang w:val="fr-FR"/>
         </w:rPr>
@@ -776,13 +794,21 @@
         <w:rPr>
           <w:lang w:val="fr-FR"/>
         </w:rPr>
-        <w:t xml:space="preserve">Durant ce TD vous êtes un recruteur de la société TopBrainz. Vous êtes </w:t>
-      </w:r>
-      <w:r>
-        <w:rPr>
-          <w:lang w:val="fr-FR"/>
-        </w:rPr>
-        <w:t xml:space="preserve">chargé par une entreprise d’analyser </w:t>
+        <w:t xml:space="preserve">Durant ce TD vous êtes un recruteur de la société </w:t>
+      </w:r>
+      <w:proofErr w:type="spellStart"/>
+      <w:r>
+        <w:rPr>
+          <w:lang w:val="fr-FR"/>
+        </w:rPr>
+        <w:t>TopBrainz</w:t>
+      </w:r>
+      <w:proofErr w:type="spellEnd"/>
+      <w:r>
+        <w:rPr>
+          <w:lang w:val="fr-FR"/>
+        </w:rPr>
+        <w:t xml:space="preserve">. Vous êtes chargé par une entreprise d’analyser </w:t>
       </w:r>
       <w:r>
         <w:rPr>
@@ -899,16 +925,40 @@
     </w:p>
     <w:p>
       <w:pPr>
-        <w:pStyle w:val="Heading1"/>
-        <w:rPr>
-          <w:lang w:val="fr-FR"/>
-        </w:rPr>
-      </w:pPr>
-      <w:r>
-        <w:rPr>
-          <w:lang w:val="fr-FR"/>
-        </w:rPr>
-        <w:t>Profil humain : Personna exemple vs. Personna du TD 3</w:t>
+        <w:pStyle w:val="Titre1"/>
+        <w:rPr>
+          <w:lang w:val="fr-FR"/>
+        </w:rPr>
+      </w:pPr>
+      <w:r>
+        <w:rPr>
+          <w:lang w:val="fr-FR"/>
+        </w:rPr>
+        <w:t xml:space="preserve">Profil humain : </w:t>
+      </w:r>
+      <w:r>
+        <w:rPr>
+          <w:lang w:val="fr-FR"/>
+        </w:rPr>
+        <w:t>Persona</w:t>
+      </w:r>
+      <w:r>
+        <w:rPr>
+          <w:lang w:val="fr-FR"/>
+        </w:rPr>
+        <w:t xml:space="preserve"> exemple vs. </w:t>
+      </w:r>
+      <w:r>
+        <w:rPr>
+          <w:lang w:val="fr-FR"/>
+        </w:rPr>
+        <w:t>Persona</w:t>
+      </w:r>
+      <w:r>
+        <w:rPr>
+          <w:lang w:val="fr-FR"/>
+        </w:rPr>
+        <w:t xml:space="preserve"> du TD 3</w:t>
       </w:r>
     </w:p>
     <w:p>
@@ -961,7 +1011,19 @@
         <w:rPr>
           <w:lang w:val="fr-FR"/>
         </w:rPr>
-        <w:t xml:space="preserve"> deux personnas vues en TD 3 et analysées en TD5.</w:t>
+        <w:t xml:space="preserve"> deux </w:t>
+      </w:r>
+      <w:r>
+        <w:rPr>
+          <w:lang w:val="fr-FR"/>
+        </w:rPr>
+        <w:t>persona</w:t>
+      </w:r>
+      <w:r>
+        <w:rPr>
+          <w:lang w:val="fr-FR"/>
+        </w:rPr>
+        <w:t xml:space="preserve"> vues en TD 3 et analysées en TD5.</w:t>
       </w:r>
     </w:p>
     <w:p>
@@ -1002,23 +1064,23 @@
     </w:p>
     <w:p>
       <w:pPr>
-        <w:pStyle w:val="Heading1"/>
-        <w:rPr>
-          <w:lang w:val="fr-FR"/>
-        </w:rPr>
-      </w:pPr>
-    </w:p>
-    <w:p>
-      <w:pPr>
-        <w:pStyle w:val="Heading1"/>
-        <w:rPr>
-          <w:lang w:val="fr-FR"/>
-        </w:rPr>
-      </w:pPr>
-    </w:p>
-    <w:p>
-      <w:pPr>
-        <w:pStyle w:val="Heading1"/>
+        <w:pStyle w:val="Titre1"/>
+        <w:rPr>
+          <w:lang w:val="fr-FR"/>
+        </w:rPr>
+      </w:pPr>
+    </w:p>
+    <w:p>
+      <w:pPr>
+        <w:pStyle w:val="Titre1"/>
+        <w:rPr>
+          <w:lang w:val="fr-FR"/>
+        </w:rPr>
+      </w:pPr>
+    </w:p>
+    <w:p>
+      <w:pPr>
+        <w:pStyle w:val="Titre1"/>
         <w:rPr>
           <w:lang w:val="fr-FR"/>
         </w:rPr>
@@ -1073,7 +1135,21 @@
         <w:rPr>
           <w:lang w:val="fr-FR"/>
         </w:rPr>
-        <w:t>un recruteur de la société TopBrainz. Vous êtes chargé par une entreprise</w:t>
+        <w:t xml:space="preserve">un recruteur de la société </w:t>
+      </w:r>
+      <w:proofErr w:type="spellStart"/>
+      <w:r>
+        <w:rPr>
+          <w:lang w:val="fr-FR"/>
+        </w:rPr>
+        <w:t>TopBrainz</w:t>
+      </w:r>
+      <w:proofErr w:type="spellEnd"/>
+      <w:r>
+        <w:rPr>
+          <w:lang w:val="fr-FR"/>
+        </w:rPr>
+        <w:t>. Vous êtes chargé par une entreprise</w:t>
       </w:r>
       <w:r>
         <w:rPr>
@@ -1140,7 +1216,7 @@
     </w:p>
     <w:p>
       <w:pPr>
-        <w:pStyle w:val="ListParagraph"/>
+        <w:pStyle w:val="Paragraphedeliste"/>
         <w:numPr>
           <w:ilvl w:val="0"/>
           <w:numId w:val="6"/>
@@ -1172,7 +1248,7 @@
     </w:p>
     <w:p>
       <w:pPr>
-        <w:pStyle w:val="ListParagraph"/>
+        <w:pStyle w:val="Paragraphedeliste"/>
         <w:numPr>
           <w:ilvl w:val="0"/>
           <w:numId w:val="6"/>
@@ -1192,7 +1268,7 @@
     </w:p>
     <w:p>
       <w:pPr>
-        <w:pStyle w:val="ListParagraph"/>
+        <w:pStyle w:val="Paragraphedeliste"/>
         <w:numPr>
           <w:ilvl w:val="0"/>
           <w:numId w:val="6"/>
@@ -1212,7 +1288,7 @@
     </w:p>
     <w:p>
       <w:pPr>
-        <w:pStyle w:val="ListParagraph"/>
+        <w:pStyle w:val="Paragraphedeliste"/>
         <w:numPr>
           <w:ilvl w:val="0"/>
           <w:numId w:val="6"/>
@@ -1227,12 +1303,20 @@
         <w:rPr>
           <w:lang w:val="fr-FR"/>
         </w:rPr>
-        <w:t>Aller au-delà de l’évident pour arriver à une analyse complète et multi-couche</w:t>
-      </w:r>
-    </w:p>
-    <w:p>
-      <w:pPr>
-        <w:pStyle w:val="ListParagraph"/>
+        <w:t xml:space="preserve">Aller au-delà de l’évident pour arriver à une analyse complète et </w:t>
+      </w:r>
+      <w:proofErr w:type="spellStart"/>
+      <w:r>
+        <w:rPr>
+          <w:lang w:val="fr-FR"/>
+        </w:rPr>
+        <w:t>multi-couche</w:t>
+      </w:r>
+      <w:proofErr w:type="spellEnd"/>
+    </w:p>
+    <w:p>
+      <w:pPr>
+        <w:pStyle w:val="Paragraphedeliste"/>
         <w:numPr>
           <w:ilvl w:val="0"/>
           <w:numId w:val="6"/>
@@ -1306,7 +1390,7 @@
     </w:p>
     <w:p>
       <w:pPr>
-        <w:pStyle w:val="ListParagraph"/>
+        <w:pStyle w:val="Paragraphedeliste"/>
         <w:numPr>
           <w:ilvl w:val="0"/>
           <w:numId w:val="7"/>
@@ -1325,7 +1409,7 @@
     </w:p>
     <w:p>
       <w:pPr>
-        <w:pStyle w:val="ListParagraph"/>
+        <w:pStyle w:val="Paragraphedeliste"/>
         <w:numPr>
           <w:ilvl w:val="0"/>
           <w:numId w:val="7"/>
@@ -1339,18 +1423,12 @@
         <w:rPr>
           <w:lang w:val="fr-FR"/>
         </w:rPr>
-        <w:t>2 caractéristiques du profil de poste qui sont soit en discordance soit sont introuvables dans</w:t>
-      </w:r>
-      <w:r>
-        <w:rPr>
-          <w:lang w:val="fr-FR"/>
-        </w:rPr>
-        <w:t xml:space="preserve"> le profil humain</w:t>
-      </w:r>
-    </w:p>
-    <w:p>
-      <w:pPr>
-        <w:pStyle w:val="ListParagraph"/>
+        <w:t>2 caractéristiques du profil de poste qui sont soit en discordance soit sont introuvables dans le profil humain</w:t>
+      </w:r>
+    </w:p>
+    <w:p>
+      <w:pPr>
+        <w:pStyle w:val="Paragraphedeliste"/>
         <w:numPr>
           <w:ilvl w:val="0"/>
           <w:numId w:val="7"/>
@@ -1383,7 +1461,7 @@
     </w:p>
     <w:p>
       <w:pPr>
-        <w:pStyle w:val="Heading1"/>
+        <w:pStyle w:val="Titre1"/>
         <w:rPr>
           <w:lang w:val="fr-FR"/>
         </w:rPr>
@@ -1404,13 +1482,7 @@
         <w:rPr>
           <w:lang w:val="fr-FR"/>
         </w:rPr>
-        <w:t xml:space="preserve"> : </w:t>
-      </w:r>
-      <w:r>
-        <w:rPr>
-          <w:lang w:val="fr-FR"/>
-        </w:rPr>
-        <w:t>L’analyse du recruteur</w:t>
+        <w:t> : L’analyse du recruteur</w:t>
       </w:r>
     </w:p>
     <w:p>
@@ -1466,7 +1538,21 @@
         <w:rPr>
           <w:lang w:val="fr-FR"/>
         </w:rPr>
-        <w:t xml:space="preserve">Par exemple, si la fiche de poste décrit un poste de responsabilité, et que le candidat a déjà entrepris des rôles des responsabilité, disons, au sein d’une association, un recruteur pourrait mettre en avant les différentes facettes (et soft-skills associées) du rôle de responsabilité assumée par le candidat dans </w:t>
+        <w:t>Par exemple, si la fiche de poste décrit un poste de responsabilité, et que le candidat a déjà entrepris des rôles des responsabilité, disons, au sein d’une association, un recruteur pourrait mettre en avant les différentes facettes (et soft-</w:t>
+      </w:r>
+      <w:proofErr w:type="spellStart"/>
+      <w:r>
+        <w:rPr>
+          <w:lang w:val="fr-FR"/>
+        </w:rPr>
+        <w:t>skills</w:t>
+      </w:r>
+      <w:proofErr w:type="spellEnd"/>
+      <w:r>
+        <w:rPr>
+          <w:lang w:val="fr-FR"/>
+        </w:rPr>
+        <w:t xml:space="preserve"> associées) du rôle de responsabilité assumée par le candidat dans </w:t>
       </w:r>
       <w:r>
         <w:rPr>
@@ -1500,7 +1586,7 @@
     </w:p>
     <w:p>
       <w:pPr>
-        <w:pStyle w:val="Heading1"/>
+        <w:pStyle w:val="Titre1"/>
         <w:rPr>
           <w:lang w:val="fr-FR"/>
         </w:rPr>
@@ -1605,7 +1691,7 @@
     </w:p>
     <w:p>
       <w:pPr>
-        <w:pStyle w:val="ListParagraph"/>
+        <w:pStyle w:val="Paragraphedeliste"/>
         <w:numPr>
           <w:ilvl w:val="0"/>
           <w:numId w:val="8"/>
@@ -1628,18 +1714,12 @@
         <w:rPr>
           <w:lang w:val="fr-FR"/>
         </w:rPr>
-        <w:t xml:space="preserve"> Présentez, en utilisant des phrases et des techniques d’argumentation, les caractéristiques principales de la fiche de poste vue au TP 1</w:t>
-      </w:r>
-      <w:r>
-        <w:rPr>
-          <w:lang w:val="fr-FR"/>
-        </w:rPr>
-        <w:t xml:space="preserve">, surtout celles que vous avez choisies à l’étape 1. </w:t>
-      </w:r>
-    </w:p>
-    <w:p>
-      <w:pPr>
-        <w:pStyle w:val="ListParagraph"/>
+        <w:t xml:space="preserve"> Présentez, en utilisant des phrases et des techniques d’argumentation, les caractéristiques principales de la fiche de poste vue au TP 1, surtout celles que vous avez choisies à l’étape 1. </w:t>
+      </w:r>
+    </w:p>
+    <w:p>
+      <w:pPr>
+        <w:pStyle w:val="Paragraphedeliste"/>
         <w:numPr>
           <w:ilvl w:val="0"/>
           <w:numId w:val="8"/>
@@ -1662,18 +1742,12 @@
         <w:rPr>
           <w:lang w:val="fr-FR"/>
         </w:rPr>
-        <w:t xml:space="preserve"> Décrivez le profil du candidat</w:t>
-      </w:r>
-      <w:r>
-        <w:rPr>
-          <w:lang w:val="fr-FR"/>
-        </w:rPr>
-        <w:t xml:space="preserve">, notamment en mettant en avant, de façon cohérente et structurée, les caractéristiques que vous avez soulignées à l’étape 1. N’oubliez pas d’accompagner vos idées par des exemples si ceci est pertinent. À ce point votre description est factuelle et ne prononce aucune analyse sur la compatibilité ou l’intégration du candidat dans l’entreprise. </w:t>
-      </w:r>
-    </w:p>
-    <w:p>
-      <w:pPr>
-        <w:pStyle w:val="ListParagraph"/>
+        <w:t xml:space="preserve"> Décrivez le profil du candidat, notamment en mettant en avant, de façon cohérente et structurée, les caractéristiques que vous avez soulignées à l’étape 1. N’oubliez pas d’accompagner vos idées par des exemples si ceci est pertinent. À ce point votre description est factuelle et ne prononce aucune analyse sur la compatibilité ou l’intégration du candidat dans l’entreprise. </w:t>
+      </w:r>
+    </w:p>
+    <w:p>
+      <w:pPr>
+        <w:pStyle w:val="Paragraphedeliste"/>
         <w:numPr>
           <w:ilvl w:val="0"/>
           <w:numId w:val="8"/>
@@ -1714,13 +1788,7 @@
         <w:rPr>
           <w:lang w:val="fr-FR"/>
         </w:rPr>
-        <w:t xml:space="preserve"> </w:t>
-      </w:r>
-      <w:r>
-        <w:rPr>
-          <w:lang w:val="fr-FR"/>
-        </w:rPr>
-        <w:t xml:space="preserve">C’est dans cette section que vous devez vous lancer sur la compatibilité candidat-poste. Mettez en avant l’argumentation </w:t>
+        <w:t xml:space="preserve"> C’est dans cette section que vous devez vous lancer sur la compatibilité candidat-poste. Mettez en avant l’argumentation </w:t>
       </w:r>
       <w:r>
         <w:rPr>
@@ -1731,7 +1799,7 @@
     </w:p>
     <w:p>
       <w:pPr>
-        <w:pStyle w:val="ListParagraph"/>
+        <w:pStyle w:val="Paragraphedeliste"/>
         <w:numPr>
           <w:ilvl w:val="0"/>
           <w:numId w:val="8"/>
@@ -3240,11 +3308,11 @@
     <w:name w:val="Normal"/>
     <w:qFormat/>
   </w:style>
-  <w:style w:type="paragraph" w:styleId="Heading1">
+  <w:style w:type="paragraph" w:styleId="Titre1">
     <w:name w:val="heading 1"/>
     <w:basedOn w:val="Normal"/>
     <w:next w:val="Normal"/>
-    <w:link w:val="Heading1Char"/>
+    <w:link w:val="Titre1Car"/>
     <w:uiPriority w:val="9"/>
     <w:qFormat/>
     <w:rsid w:val="00080B4E"/>
@@ -3261,13 +3329,13 @@
       <w:szCs w:val="32"/>
     </w:rPr>
   </w:style>
-  <w:style w:type="character" w:default="1" w:styleId="DefaultParagraphFont">
+  <w:style w:type="character" w:default="1" w:styleId="Policepardfaut">
     <w:name w:val="Default Paragraph Font"/>
     <w:uiPriority w:val="1"/>
     <w:semiHidden/>
     <w:unhideWhenUsed/>
   </w:style>
-  <w:style w:type="table" w:default="1" w:styleId="TableNormal">
+  <w:style w:type="table" w:default="1" w:styleId="TableauNormal">
     <w:name w:val="Normal Table"/>
     <w:uiPriority w:val="99"/>
     <w:semiHidden/>
@@ -3282,17 +3350,17 @@
       </w:tblCellMar>
     </w:tblPr>
   </w:style>
-  <w:style w:type="numbering" w:default="1" w:styleId="NoList">
+  <w:style w:type="numbering" w:default="1" w:styleId="Aucuneliste">
     <w:name w:val="No List"/>
     <w:uiPriority w:val="99"/>
     <w:semiHidden/>
     <w:unhideWhenUsed/>
   </w:style>
-  <w:style w:type="paragraph" w:styleId="Title">
+  <w:style w:type="paragraph" w:styleId="Titre">
     <w:name w:val="Title"/>
     <w:basedOn w:val="Normal"/>
     <w:next w:val="Normal"/>
-    <w:link w:val="TitleChar"/>
+    <w:link w:val="TitreCar"/>
     <w:uiPriority w:val="10"/>
     <w:qFormat/>
     <w:rsid w:val="00080B4E"/>
@@ -3308,10 +3376,10 @@
       <w:szCs w:val="56"/>
     </w:rPr>
   </w:style>
-  <w:style w:type="character" w:customStyle="1" w:styleId="TitleChar">
-    <w:name w:val="Title Char"/>
-    <w:basedOn w:val="DefaultParagraphFont"/>
-    <w:link w:val="Title"/>
+  <w:style w:type="character" w:customStyle="1" w:styleId="TitreCar">
+    <w:name w:val="Titre Car"/>
+    <w:basedOn w:val="Policepardfaut"/>
+    <w:link w:val="Titre"/>
     <w:uiPriority w:val="10"/>
     <w:rsid w:val="00080B4E"/>
     <w:rPr>
@@ -3322,10 +3390,10 @@
       <w:szCs w:val="56"/>
     </w:rPr>
   </w:style>
-  <w:style w:type="character" w:customStyle="1" w:styleId="Heading1Char">
-    <w:name w:val="Heading 1 Char"/>
-    <w:basedOn w:val="DefaultParagraphFont"/>
-    <w:link w:val="Heading1"/>
+  <w:style w:type="character" w:customStyle="1" w:styleId="Titre1Car">
+    <w:name w:val="Titre 1 Car"/>
+    <w:basedOn w:val="Policepardfaut"/>
+    <w:link w:val="Titre1"/>
     <w:uiPriority w:val="9"/>
     <w:rsid w:val="00080B4E"/>
     <w:rPr>
@@ -3335,7 +3403,7 @@
       <w:szCs w:val="32"/>
     </w:rPr>
   </w:style>
-  <w:style w:type="paragraph" w:styleId="ListParagraph">
+  <w:style w:type="paragraph" w:styleId="Paragraphedeliste">
     <w:name w:val="List Paragraph"/>
     <w:basedOn w:val="Normal"/>
     <w:uiPriority w:val="34"/>
@@ -3346,9 +3414,9 @@
       <w:contextualSpacing/>
     </w:pPr>
   </w:style>
-  <w:style w:type="character" w:styleId="Hyperlink">
+  <w:style w:type="character" w:styleId="Lienhypertexte">
     <w:name w:val="Hyperlink"/>
-    <w:basedOn w:val="DefaultParagraphFont"/>
+    <w:basedOn w:val="Policepardfaut"/>
     <w:uiPriority w:val="99"/>
     <w:unhideWhenUsed/>
     <w:rsid w:val="00F01F1D"/>
@@ -3357,9 +3425,9 @@
       <w:u w:val="single"/>
     </w:rPr>
   </w:style>
-  <w:style w:type="character" w:styleId="UnresolvedMention">
+  <w:style w:type="character" w:styleId="Mentionnonrsolue">
     <w:name w:val="Unresolved Mention"/>
-    <w:basedOn w:val="DefaultParagraphFont"/>
+    <w:basedOn w:val="Policepardfaut"/>
     <w:uiPriority w:val="99"/>
     <w:semiHidden/>
     <w:unhideWhenUsed/>
